--- a/word_reports/LP_0081_위치_205_Billy Ocean_Suddenly.docx
+++ b/word_reports/LP_0081_위치_205_Billy Ocean_Suddenly.docx
@@ -4,7 +4,7 @@
   <w:body>
     <w:p>
       <w:pPr>
-        <w:spacing w:after="280"/>
+        <w:spacing w:after="80"/>
       </w:pPr>
       <w:r>
         <w:rPr w:rFonts="맑은 고딕">
@@ -13,94 +13,47 @@
           <w:color w:val="1E3A8A"/>
           <w:sz w:val="30"/>
         </w:rPr>
-        <w:t>[205] Billy Ocean - Suddenly</w:t>
+        <w:t>Billy Ocean (빌리 오션) - Suddenly</w:t>
       </w:r>
     </w:p>
     <w:p>
       <w:pPr>
-        <w:spacing w:after="320"/>
+        <w:spacing w:after="240"/>
       </w:pPr>
       <w:r>
         <w:rPr w:rFonts="맑은 고딕">
           <w:rFonts w:ascii="맑은 고딕" w:hAnsi="맑은 고딕" w:eastAsia="맑은 고딕"/>
           <w:b/>
-          <w:sz w:val="20"/>
+          <w:color w:val="4B5563"/>
+          <w:sz w:val="22"/>
         </w:rPr>
-        <w:t>■ 위치 : 205</w:t>
-        <w:br/>
-      </w:r>
-      <w:r>
-        <w:rPr w:rFonts="맑은 고딕">
-          <w:rFonts w:ascii="맑은 고딕" w:hAnsi="맑은 고딕" w:eastAsia="맑은 고딕"/>
-          <w:b/>
-          <w:sz w:val="20"/>
-        </w:rPr>
-        <w:t>■ 아티스트 : Billy Ocean</w:t>
-        <w:br/>
-      </w:r>
-      <w:r>
-        <w:rPr w:rFonts="맑은 고딕">
-          <w:rFonts w:ascii="맑은 고딕" w:hAnsi="맑은 고딕" w:eastAsia="맑은 고딕"/>
-          <w:b/>
-          <w:sz w:val="20"/>
-        </w:rPr>
-        <w:t>■ 앨범명 : Suddenly</w:t>
-        <w:br/>
-      </w:r>
-      <w:r>
-        <w:rPr w:rFonts="맑은 고딕">
-          <w:rFonts w:ascii="맑은 고딕" w:hAnsi="맑은 고딕" w:eastAsia="맑은 고딕"/>
-          <w:b w:val="0"/>
-          <w:sz w:val="20"/>
-        </w:rPr>
-        <w:t>■ 음반 레이블 : Jive Records</w:t>
-        <w:br/>
-      </w:r>
-      <w:r>
-        <w:rPr w:rFonts="맑은 고딕">
-          <w:rFonts w:ascii="맑은 고딕" w:hAnsi="맑은 고딕" w:eastAsia="맑은 고딕"/>
-          <w:b w:val="0"/>
-          <w:sz w:val="20"/>
-        </w:rPr>
-        <w:t>■ 발매년도 : 1984</w:t>
-        <w:br/>
-      </w:r>
-      <w:r>
-        <w:rPr w:rFonts="맑은 고딕">
-          <w:rFonts w:ascii="맑은 고딕" w:hAnsi="맑은 고딕" w:eastAsia="맑은 고딕"/>
-          <w:b w:val="0"/>
-          <w:sz w:val="20"/>
-        </w:rPr>
-        <w:t>■ 장르 : R&amp;B, 팝 소울(Pop Soul), 신스팝(Synth-pop), 포스트 디스코(Post-Disco)</w:t>
-        <w:br/>
-      </w:r>
-      <w:r>
-        <w:rPr w:rFonts="맑은 고딕">
-          <w:rFonts w:ascii="맑은 고딕" w:hAnsi="맑은 고딕" w:eastAsia="맑은 고딕"/>
-          <w:b w:val="0"/>
-          <w:sz w:val="20"/>
-        </w:rPr>
-        <w:t>■ 주요 수록곡 : 1. Caribbean Queen (No More Love on the Run)</w:t>
-        <w:br/>
+        <w:t>위치 :  205</w:t>
       </w:r>
     </w:p>
     <w:p>
       <w:pPr>
-        <w:spacing w:after="160"/>
+        <w:spacing w:line="324" w:lineRule="auto" w:before="80" w:after="160"/>
       </w:pPr>
       <w:r>
         <w:rPr w:rFonts="맑은 고딕">
           <w:rFonts w:ascii="맑은 고딕" w:hAnsi="맑은 고딕" w:eastAsia="맑은 고딕"/>
           <w:b/>
           <w:color w:val="1F2937"/>
-          <w:sz w:val="24"/>
+          <w:sz w:val="22"/>
         </w:rPr>
-        <w:t>■ 음반 해설 및 감상 가이드</w:t>
+        <w:t xml:space="preserve">[음반 소개] </w:t>
+      </w:r>
+      <w:r>
+        <w:rPr w:rFonts="맑은 고딕">
+          <w:rFonts w:ascii="맑은 고딕" w:hAnsi="맑은 고딕" w:eastAsia="맑은 고딕"/>
+          <w:b w:val="0"/>
+          <w:sz w:val="21"/>
+        </w:rPr>
       </w:r>
     </w:p>
     <w:p>
       <w:pPr>
-        <w:spacing w:line="312" w:lineRule="auto" w:after="120"/>
+        <w:spacing w:line="324" w:lineRule="auto" w:after="120"/>
       </w:pPr>
       <w:r>
         <w:rPr w:rFonts="맑은 고딕">
@@ -108,51 +61,516 @@
           <w:b w:val="0"/>
           <w:sz w:val="21"/>
         </w:rPr>
-        <w:t>1984년에 발표된 《Suddenly》는 트리니다드 토바고 출신의 영국 싱어송라이터 빌리 오션(Billy Ocean)을 세계적인 슈퍼스타의 반열에 올려놓은 명반입니다. 그의 통산 다섯 번째 스튜디오 앨범인 이 작품은 80년대 팝 음악씬에 R&amp;B와 신스팝, 디스코의 매혹적인 결합을 선보이며 상업적 성공과 음악적 호평을 동시에 거머쥐었습니다. 미국 빌보드 앨범 차트 최상위권에 진입함은 물론 멀티 플래티넘을 기록하며, 80년대 대중음악사를 논할 때 결코 빠질 수 없는 팝 소울의 금자탑으로 자리매김했습니다.</w:t>
+        <w:t>1980년대 브리티시 소울과 흑인 어번 팝(Urban Pop)의 황금기를 우아하게 수놓은 빌리 오션의 1984년 작 《Suddenly》는 대서양 양안의 음악적 감수성을 하나로 녹여낸 불멸의 명반입니다. 묵직하고도 유려한 리듬 앤 블루스의 골조 위에 당대 최첨단의 신스팝 사운드를 결합하여, 듣는 이의 마음을 단숨에 사로잡는 보편적 서정의 극치를 보여줍니다. 빌리 오션 특유의 감미롭고도 짙은 호소력을 지닌 음색은 턴테이블의 바늘을 타고 흐르는 순간 아날로그 시절 특유의 낭만과 온기를 고스란히 전해줍니다. 세련된 그루브와 애절한 발라드가 완벽한 조화를 이루며 반세기가 지난 오늘날에도 여전히 세대를 초월한 벅찬 감동을 선사하는 팝 음악사의 찬란한 유산입니다.</w:t>
       </w:r>
     </w:p>
     <w:p>
       <w:pPr>
-        <w:spacing w:line="312" w:lineRule="auto" w:after="120"/>
+        <w:spacing w:line="324" w:lineRule="auto" w:before="200" w:after="80"/>
       </w:pPr>
+      <w:r>
+        <w:rPr w:rFonts="맑은 고딕">
+          <w:rFonts w:ascii="맑은 고딕" w:hAnsi="맑은 고딕" w:eastAsia="맑은 고딕"/>
+          <w:b/>
+          <w:color w:val="1E3A8A"/>
+          <w:sz w:val="24"/>
+        </w:rPr>
+        <w:t>1. 음반 데이터</w:t>
+      </w:r>
+    </w:p>
+    <w:p>
+      <w:pPr>
+        <w:spacing w:line="324" w:lineRule="auto" w:after="80"/>
+      </w:pPr>
+      <w:r>
+        <w:rPr w:rFonts="맑은 고딕">
+          <w:rFonts w:ascii="맑은 고딕" w:hAnsi="맑은 고딕" w:eastAsia="맑은 고딕"/>
+          <w:b w:val="0"/>
+          <w:color w:val="6B7280"/>
+          <w:sz w:val="21"/>
+        </w:rPr>
+        <w:t xml:space="preserve">· </w:t>
+      </w:r>
+      <w:r>
+        <w:rPr w:rFonts="맑은 고딕">
+          <w:rFonts w:ascii="맑은 고딕" w:hAnsi="맑은 고딕" w:eastAsia="맑은 고딕"/>
+          <w:b/>
+          <w:color w:val="1F2937"/>
+          <w:sz w:val="21"/>
+        </w:rPr>
+        <w:t xml:space="preserve">앨범명: </w:t>
+      </w:r>
       <w:r>
         <w:rPr w:rFonts="맑은 고딕">
           <w:rFonts w:ascii="맑은 고딕" w:hAnsi="맑은 고딕" w:eastAsia="맑은 고딕"/>
           <w:b w:val="0"/>
           <w:sz w:val="21"/>
         </w:rPr>
-        <w:t>이 앨범의 뛰어난 완성도는 프로듀서 키스 다이아몬드(Keith Diamond)와의 완벽한 세션 호흡 및 시대의 감각을 선도한 사운드 프로덕션에서 비롯됩니다. 80년대 특유의 아날로그 신디사이저와 정교하게 세공된 드럼 머신 비트 위에, 고전 소울의 거장들을 떠올리게 하는 빌리 오션 특유의 호소력 짙은 보컬이 더해져 독보적인 음악적 색채를 완성했습니다. 업템포 댄스 트랙에서 보여주는 폭발적인 가창력과 서정적인 발라드에서의 절제되고 섬세한 표현력은 음반 전반에 걸쳐 완벽한 완급 조절을 보여줍니다.</w:t>
+        <w:t>Suddenly</w:t>
       </w:r>
     </w:p>
     <w:p>
       <w:pPr>
-        <w:spacing w:line="312" w:lineRule="auto" w:after="120"/>
+        <w:spacing w:line="324" w:lineRule="auto" w:after="80"/>
       </w:pPr>
+      <w:r>
+        <w:rPr w:rFonts="맑은 고딕">
+          <w:rFonts w:ascii="맑은 고딕" w:hAnsi="맑은 고딕" w:eastAsia="맑은 고딕"/>
+          <w:b w:val="0"/>
+          <w:color w:val="6B7280"/>
+          <w:sz w:val="21"/>
+        </w:rPr>
+        <w:t xml:space="preserve">· </w:t>
+      </w:r>
+      <w:r>
+        <w:rPr w:rFonts="맑은 고딕">
+          <w:rFonts w:ascii="맑은 고딕" w:hAnsi="맑은 고딕" w:eastAsia="맑은 고딕"/>
+          <w:b/>
+          <w:color w:val="1F2937"/>
+          <w:sz w:val="21"/>
+        </w:rPr>
+        <w:t xml:space="preserve">아티스트: </w:t>
+      </w:r>
       <w:r>
         <w:rPr w:rFonts="맑은 고딕">
           <w:rFonts w:ascii="맑은 고딕" w:hAnsi="맑은 고딕" w:eastAsia="맑은 고딕"/>
           <w:b w:val="0"/>
           <w:sz w:val="21"/>
         </w:rPr>
-        <w:t>음반의 포문을 열어주는 "Caribbean Queen (No More Love on the Run)"은 경쾌한 베이스 라인과 중독성 있는 훅이 돋보이는 80년대 댄스 팝의 정수로, 빌리 오션에게 그래미 어워드 최우수 남성 R&amp;B 보컬 퍼포먼스상을 안겨준 역사적인 트랙입니다. 이어지는 "Loverboy"는 신스 록의 강렬한 에너지를 발산하며 청자를 사로잡고, 음반과 동명의 타이틀곡 "Suddenly"는 그의 감미로운 미성과 멜로디컬한 감성이 절정을 이루는 불후의 러브 발라드로 평가받습니다.</w:t>
+        <w:t>Billy Ocean (빌리 오션)</w:t>
       </w:r>
     </w:p>
     <w:p>
       <w:pPr>
-        <w:spacing w:line="312" w:lineRule="auto" w:after="120"/>
+        <w:spacing w:line="324" w:lineRule="auto" w:after="80"/>
       </w:pPr>
+      <w:r>
+        <w:rPr w:rFonts="맑은 고딕">
+          <w:rFonts w:ascii="맑은 고딕" w:hAnsi="맑은 고딕" w:eastAsia="맑은 고딕"/>
+          <w:b w:val="0"/>
+          <w:color w:val="6B7280"/>
+          <w:sz w:val="21"/>
+        </w:rPr>
+        <w:t xml:space="preserve">· </w:t>
+      </w:r>
+      <w:r>
+        <w:rPr w:rFonts="맑은 고딕">
+          <w:rFonts w:ascii="맑은 고딕" w:hAnsi="맑은 고딕" w:eastAsia="맑은 고딕"/>
+          <w:b/>
+          <w:color w:val="1F2937"/>
+          <w:sz w:val="21"/>
+        </w:rPr>
+        <w:t xml:space="preserve">발매 정보: </w:t>
+      </w:r>
       <w:r>
         <w:rPr w:rFonts="맑은 고딕">
           <w:rFonts w:ascii="맑은 고딕" w:hAnsi="맑은 고딕" w:eastAsia="맑은 고딕"/>
           <w:b w:val="0"/>
           <w:sz w:val="21"/>
         </w:rPr>
-        <w:t>결과적으로 《Suddenly》는 1980년대 블랙 뮤직과 메인스트림 팝 음악이 어떻게 완벽한 조화를 이룰 수 있는지를 증명한 이정표와 같은 작품입니다. 음반을 가득 채운 세련된 그루브와 깊은 감성의 소울 발라드는 아날로그 LP 레코드의 따뜻하고 풍성한 질감을 통해 감상할 때 더욱 깊은 울림과 특유의 레트로한 미학을 선사합니다.</w:t>
+        <w:t>1984년 자이브 레코드(Jive Records)를 통해 발매된 빌리 오션의 다섯 번째 정규 스튜디오 앨범으로, 명프로듀서 키스 다이아몬드(Keith Diamond)와의 긴밀한 협업을 통해 그의 커리어에서 가장 정교하고 품격 높은 사운드 미학을 구현해 냈습니다.</w:t>
+      </w:r>
+    </w:p>
+    <w:p>
+      <w:pPr>
+        <w:spacing w:line="324" w:lineRule="auto" w:after="80"/>
+      </w:pPr>
+      <w:r>
+        <w:rPr w:rFonts="맑은 고딕">
+          <w:rFonts w:ascii="맑은 고딕" w:hAnsi="맑은 고딕" w:eastAsia="맑은 고딕"/>
+          <w:b w:val="0"/>
+          <w:color w:val="6B7280"/>
+          <w:sz w:val="21"/>
+        </w:rPr>
+        <w:t xml:space="preserve">· </w:t>
+      </w:r>
+      <w:r>
+        <w:rPr w:rFonts="맑은 고딕">
+          <w:rFonts w:ascii="맑은 고딕" w:hAnsi="맑은 고딕" w:eastAsia="맑은 고딕"/>
+          <w:b/>
+          <w:color w:val="1F2937"/>
+          <w:sz w:val="21"/>
+        </w:rPr>
+        <w:t xml:space="preserve">LP 인기도(판매량): </w:t>
+      </w:r>
+      <w:r>
+        <w:rPr w:rFonts="맑은 고딕">
+          <w:rFonts w:ascii="맑은 고딕" w:hAnsi="맑은 고딕" w:eastAsia="맑은 고딕"/>
+          <w:b w:val="0"/>
+          <w:sz w:val="21"/>
+        </w:rPr>
+        <w:t>미국 빌보드 200 차트 9위, 영국 오피셜 앨범 차트 8위에 오르며 전 세계적인 돌풍을 일으켰고, 미국 음반 산업 협회(RIAA)로부터 더블 플래티넘(200만 장 이상 판매) 인증을 획득하며 상업적으로도 눈부신 성공을 거두었습니다.</w:t>
+      </w:r>
+    </w:p>
+    <w:p>
+      <w:pPr>
+        <w:spacing w:line="324" w:lineRule="auto" w:after="80"/>
+      </w:pPr>
+      <w:r>
+        <w:rPr w:rFonts="맑은 고딕">
+          <w:rFonts w:ascii="맑은 고딕" w:hAnsi="맑은 고딕" w:eastAsia="맑은 고딕"/>
+          <w:b w:val="0"/>
+          <w:color w:val="6B7280"/>
+          <w:sz w:val="21"/>
+        </w:rPr>
+        <w:t xml:space="preserve">· </w:t>
+      </w:r>
+      <w:r>
+        <w:rPr w:rFonts="맑은 고딕">
+          <w:rFonts w:ascii="맑은 고딕" w:hAnsi="맑은 고딕" w:eastAsia="맑은 고딕"/>
+          <w:b/>
+          <w:color w:val="1F2937"/>
+          <w:sz w:val="21"/>
+        </w:rPr>
+        <w:t xml:space="preserve">각종 수상경력: </w:t>
+      </w:r>
+      <w:r>
+        <w:rPr w:rFonts="맑은 고딕">
+          <w:rFonts w:ascii="맑은 고딕" w:hAnsi="맑은 고딕" w:eastAsia="맑은 고딕"/>
+          <w:b w:val="0"/>
+          <w:sz w:val="21"/>
+        </w:rPr>
+        <w:t>수록곡 'Caribbean Queen (No More Love on the Run)'으로 1985년 제27회 그래미 어워드 '최우수 남성 R&amp;B 보컬 퍼포먼스(Best Male R&amp;B Vocal Performance)' 상을 수상하며 흑인 음악계와 주류 팝 시장 모두에서 음악적 권위를 공인받았습니다.</w:t>
+      </w:r>
+    </w:p>
+    <w:p>
+      <w:pPr>
+        <w:spacing w:line="324" w:lineRule="auto" w:before="200" w:after="80"/>
+      </w:pPr>
+      <w:r>
+        <w:rPr w:rFonts="맑은 고딕">
+          <w:rFonts w:ascii="맑은 고딕" w:hAnsi="맑은 고딕" w:eastAsia="맑은 고딕"/>
+          <w:b/>
+          <w:color w:val="1E3A8A"/>
+          <w:sz w:val="24"/>
+        </w:rPr>
+        <w:t>2. 아티스트 정보</w:t>
+      </w:r>
+    </w:p>
+    <w:p>
+      <w:pPr>
+        <w:spacing w:line="324" w:lineRule="auto" w:after="80"/>
+      </w:pPr>
+      <w:r>
+        <w:rPr w:rFonts="맑은 고딕">
+          <w:rFonts w:ascii="맑은 고딕" w:hAnsi="맑은 고딕" w:eastAsia="맑은 고딕"/>
+          <w:b w:val="0"/>
+          <w:color w:val="6B7280"/>
+          <w:sz w:val="21"/>
+        </w:rPr>
+        <w:t xml:space="preserve">· </w:t>
+      </w:r>
+      <w:r>
+        <w:rPr w:rFonts="맑은 고딕">
+          <w:rFonts w:ascii="맑은 고딕" w:hAnsi="맑은 고딕" w:eastAsia="맑은 고딕"/>
+          <w:b/>
+          <w:color w:val="1F2937"/>
+          <w:sz w:val="21"/>
+        </w:rPr>
+        <w:t xml:space="preserve">국적: </w:t>
+      </w:r>
+      <w:r>
+        <w:rPr w:rFonts="맑은 고딕">
+          <w:rFonts w:ascii="맑은 고딕" w:hAnsi="맑은 고딕" w:eastAsia="맑은 고딕"/>
+          <w:b w:val="0"/>
+          <w:sz w:val="21"/>
+        </w:rPr>
+        <w:t>영국 (트리니다드 토바고 태생)</w:t>
+      </w:r>
+    </w:p>
+    <w:p>
+      <w:pPr>
+        <w:spacing w:line="324" w:lineRule="auto" w:after="80"/>
+      </w:pPr>
+      <w:r>
+        <w:rPr w:rFonts="맑은 고딕">
+          <w:rFonts w:ascii="맑은 고딕" w:hAnsi="맑은 고딕" w:eastAsia="맑은 고딕"/>
+          <w:b w:val="0"/>
+          <w:color w:val="6B7280"/>
+          <w:sz w:val="21"/>
+        </w:rPr>
+        <w:t xml:space="preserve">· </w:t>
+      </w:r>
+      <w:r>
+        <w:rPr w:rFonts="맑은 고딕">
+          <w:rFonts w:ascii="맑은 고딕" w:hAnsi="맑은 고딕" w:eastAsia="맑은 고딕"/>
+          <w:b/>
+          <w:color w:val="1F2937"/>
+          <w:sz w:val="21"/>
+        </w:rPr>
+        <w:t xml:space="preserve">생몰년도: </w:t>
+      </w:r>
+      <w:r>
+        <w:rPr w:rFonts="맑은 고딕">
+          <w:rFonts w:ascii="맑은 고딕" w:hAnsi="맑은 고딕" w:eastAsia="맑은 고딕"/>
+          <w:b w:val="0"/>
+          <w:sz w:val="21"/>
+        </w:rPr>
+        <w:t>1950년 1월 21일 ~ 현재</w:t>
+      </w:r>
+    </w:p>
+    <w:p>
+      <w:pPr>
+        <w:spacing w:line="324" w:lineRule="auto" w:after="80"/>
+      </w:pPr>
+      <w:r>
+        <w:rPr w:rFonts="맑은 고딕">
+          <w:rFonts w:ascii="맑은 고딕" w:hAnsi="맑은 고딕" w:eastAsia="맑은 고딕"/>
+          <w:b w:val="0"/>
+          <w:color w:val="6B7280"/>
+          <w:sz w:val="21"/>
+        </w:rPr>
+        <w:t xml:space="preserve">· </w:t>
+      </w:r>
+      <w:r>
+        <w:rPr w:rFonts="맑은 고딕">
+          <w:rFonts w:ascii="맑은 고딕" w:hAnsi="맑은 고딕" w:eastAsia="맑은 고딕"/>
+          <w:b/>
+          <w:color w:val="1F2937"/>
+          <w:sz w:val="21"/>
+        </w:rPr>
+        <w:t xml:space="preserve">그룹 소속: </w:t>
+      </w:r>
+      <w:r>
+        <w:rPr w:rFonts="맑은 고딕">
+          <w:rFonts w:ascii="맑은 고딕" w:hAnsi="맑은 고딕" w:eastAsia="맑은 고딕"/>
+          <w:b w:val="0"/>
+          <w:sz w:val="21"/>
+        </w:rPr>
+        <w:t>솔로</w:t>
+      </w:r>
+    </w:p>
+    <w:p>
+      <w:pPr>
+        <w:spacing w:line="324" w:lineRule="auto" w:after="80"/>
+      </w:pPr>
+      <w:r>
+        <w:rPr w:rFonts="맑은 고딕">
+          <w:rFonts w:ascii="맑은 고딕" w:hAnsi="맑은 고딕" w:eastAsia="맑은 고딕"/>
+          <w:b w:val="0"/>
+          <w:color w:val="6B7280"/>
+          <w:sz w:val="21"/>
+        </w:rPr>
+        <w:t xml:space="preserve">· </w:t>
+      </w:r>
+      <w:r>
+        <w:rPr w:rFonts="맑은 고딕">
+          <w:rFonts w:ascii="맑은 고딕" w:hAnsi="맑은 고딕" w:eastAsia="맑은 고딕"/>
+          <w:b/>
+          <w:color w:val="1F2937"/>
+          <w:sz w:val="21"/>
+        </w:rPr>
+        <w:t xml:space="preserve">아티스트 소개: </w:t>
+      </w:r>
+      <w:r>
+        <w:rPr w:rFonts="맑은 고딕">
+          <w:rFonts w:ascii="맑은 고딕" w:hAnsi="맑은 고딕" w:eastAsia="맑은 고딕"/>
+          <w:b w:val="0"/>
+          <w:sz w:val="21"/>
+        </w:rPr>
+        <w:t>카리브해의 태양을 머금은 정열적인 리듬감과 영국의 세련된 팝 센스를 고루 갖춘 독보적인 보컬리스트입니다. 깊이 있는 소울 풀한 가창력과 유려한 멜로디 메이킹 능력을 겸비하여 1970~80년대 팝과 R&amp;B의 경계를 허문 선구자로 평가받으며, 전 세계 음악 팬들에게 지울 수 없는 낭만적 잔상을 남겼습니다.</w:t>
+      </w:r>
+    </w:p>
+    <w:p>
+      <w:pPr>
+        <w:spacing w:line="324" w:lineRule="auto" w:before="200" w:after="80"/>
+      </w:pPr>
+      <w:r>
+        <w:rPr w:rFonts="맑은 고딕">
+          <w:rFonts w:ascii="맑은 고딕" w:hAnsi="맑은 고딕" w:eastAsia="맑은 고딕"/>
+          <w:b/>
+          <w:color w:val="1E3A8A"/>
+          <w:sz w:val="24"/>
+        </w:rPr>
+        <w:t>3. 음반 상세 분석</w:t>
+      </w:r>
+    </w:p>
+    <w:p>
+      <w:pPr>
+        <w:spacing w:line="324" w:lineRule="auto" w:after="80"/>
+      </w:pPr>
+      <w:r>
+        <w:rPr w:rFonts="맑은 고딕">
+          <w:rFonts w:ascii="맑은 고딕" w:hAnsi="맑은 고딕" w:eastAsia="맑은 고딕"/>
+          <w:b w:val="0"/>
+          <w:color w:val="6B7280"/>
+          <w:sz w:val="21"/>
+        </w:rPr>
+        <w:t xml:space="preserve">· </w:t>
+      </w:r>
+      <w:r>
+        <w:rPr w:rFonts="맑은 고딕">
+          <w:rFonts w:ascii="맑은 고딕" w:hAnsi="맑은 고딕" w:eastAsia="맑은 고딕"/>
+          <w:b/>
+          <w:color w:val="1F2937"/>
+          <w:sz w:val="21"/>
+        </w:rPr>
+        <w:t xml:space="preserve">역사적 위치: </w:t>
+      </w:r>
+      <w:r>
+        <w:rPr w:rFonts="맑은 고딕">
+          <w:rFonts w:ascii="맑은 고딕" w:hAnsi="맑은 고딕" w:eastAsia="맑은 고딕"/>
+          <w:b w:val="0"/>
+          <w:sz w:val="21"/>
+        </w:rPr>
+        <w:t>본 작，《Suddenly》는 백인 위주의 팝 차트와 흑인 중심의 블랙 뮤직 차트 사이의 보이지 않는 벽을 완벽히 허물어낸 기념비적 작품입니다. 80년대 뉴웨이브와 신스팝의 기계적인 세련미에 전통적인 소울의 따스한 인간미를 주입함으로써, 훗날 등장할 컨템퍼러리 R&amp;B 발라드와 팝 댄스 음악의 청사진을 제시한 결정적인 명반으로 평가받습니다.</w:t>
+      </w:r>
+    </w:p>
+    <w:p>
+      <w:pPr>
+        <w:spacing w:line="324" w:lineRule="auto" w:after="80"/>
+      </w:pPr>
+      <w:r>
+        <w:rPr w:rFonts="맑은 고딕">
+          <w:rFonts w:ascii="맑은 고딕" w:hAnsi="맑은 고딕" w:eastAsia="맑은 고딕"/>
+          <w:b w:val="0"/>
+          <w:color w:val="6B7280"/>
+          <w:sz w:val="21"/>
+        </w:rPr>
+        <w:t xml:space="preserve">· </w:t>
+      </w:r>
+      <w:r>
+        <w:rPr w:rFonts="맑은 고딕">
+          <w:rFonts w:ascii="맑은 고딕" w:hAnsi="맑은 고딕" w:eastAsia="맑은 고딕"/>
+          <w:b/>
+          <w:color w:val="1F2937"/>
+          <w:sz w:val="21"/>
+        </w:rPr>
+        <w:t xml:space="preserve">시대의 흔적(스토리텔링): </w:t>
+      </w:r>
+      <w:r>
+        <w:rPr w:rFonts="맑은 고딕">
+          <w:rFonts w:ascii="맑은 고딕" w:hAnsi="맑은 고딕" w:eastAsia="맑은 고딕"/>
+          <w:b w:val="0"/>
+          <w:sz w:val="21"/>
+        </w:rPr>
+        <w:t>경제적·문화적 호황기였던 1980년대 중반, 네온사인이 일렁이던 밤거리와 청춘들의 가슴 뛰는 사랑, 그리고 달콤한 이별의 순간들을 선명하게 포착하고 있습니다. 카세트테이프와 LP 레코드를 통해 울려 퍼지던 그의 노래들은 당시 젊은이들에게 로맨스의 찬가이자 위로의 언어였으며, 낭만주의가 절정에 달했던 그 시절의 공기를 고스란히 간직하고 있습니다.</w:t>
+      </w:r>
+    </w:p>
+    <w:p>
+      <w:pPr>
+        <w:spacing w:line="324" w:lineRule="auto" w:before="200" w:after="80"/>
+      </w:pPr>
+      <w:r>
+        <w:rPr w:rFonts="맑은 고딕">
+          <w:rFonts w:ascii="맑은 고딕" w:hAnsi="맑은 고딕" w:eastAsia="맑은 고딕"/>
+          <w:b/>
+          <w:color w:val="1E3A8A"/>
+          <w:sz w:val="24"/>
+        </w:rPr>
+        <w:t>4. 주요 수록곡 및 감상 제언</w:t>
+      </w:r>
+    </w:p>
+    <w:p>
+      <w:pPr>
+        <w:spacing w:line="324" w:lineRule="auto" w:after="80"/>
+      </w:pPr>
+      <w:r>
+        <w:rPr w:rFonts="맑은 고딕">
+          <w:rFonts w:ascii="맑은 고딕" w:hAnsi="맑은 고딕" w:eastAsia="맑은 고딕"/>
+          <w:b w:val="0"/>
+          <w:color w:val="6B7280"/>
+          <w:sz w:val="21"/>
+        </w:rPr>
+        <w:t xml:space="preserve">· </w:t>
+      </w:r>
+      <w:r>
+        <w:rPr w:rFonts="맑은 고딕">
+          <w:rFonts w:ascii="맑은 고딕" w:hAnsi="맑은 고딕" w:eastAsia="맑은 고딕"/>
+          <w:b/>
+          <w:color w:val="1F2937"/>
+          <w:sz w:val="21"/>
+        </w:rPr>
+        <w:t xml:space="preserve">주요 수록곡 특징: </w:t>
+      </w:r>
+      <w:r>
+        <w:rPr w:rFonts="맑은 고딕">
+          <w:rFonts w:ascii="맑은 고딕" w:hAnsi="맑은 고딕" w:eastAsia="맑은 고딕"/>
+          <w:b w:val="0"/>
+          <w:sz w:val="21"/>
+        </w:rPr>
+        <w:t>강렬하고 탄력 넘치는 베이스 라인과 중독적인 브라스 편곡이 압도적인 흥을 선사하는 펑키 팝 넘버 'Caribbean Queen', 경쾌하면서도 질주감 넘치는 신시사이저와 보컬의 다이내믹이 돋보이는 'Loverboy', 그리고 한 편의 고전 시처럼 우아한 피아노 선율과 눈물겨운 현악 세션 위로 빌리 오션의 벨벳 같은 미성이 스며드는 불후의 소울 발라드 타이틀곡 'Suddenly' 등이 고른 완성도를 자랑합니다.</w:t>
+      </w:r>
+    </w:p>
+    <w:p>
+      <w:pPr>
+        <w:spacing w:line="324" w:lineRule="auto" w:after="80"/>
+      </w:pPr>
+      <w:r>
+        <w:rPr w:rFonts="맑은 고딕">
+          <w:rFonts w:ascii="맑은 고딕" w:hAnsi="맑은 고딕" w:eastAsia="맑은 고딕"/>
+          <w:b w:val="0"/>
+          <w:color w:val="6B7280"/>
+          <w:sz w:val="21"/>
+        </w:rPr>
+        <w:t xml:space="preserve">· </w:t>
+      </w:r>
+      <w:r>
+        <w:rPr w:rFonts="맑은 고딕">
+          <w:rFonts w:ascii="맑은 고딕" w:hAnsi="맑은 고딕" w:eastAsia="맑은 고딕"/>
+          <w:b/>
+          <w:color w:val="1F2937"/>
+          <w:sz w:val="21"/>
+        </w:rPr>
+        <w:t xml:space="preserve">빈티지 감상 제언: </w:t>
+      </w:r>
+      <w:r>
+        <w:rPr w:rFonts="맑은 고딕">
+          <w:rFonts w:ascii="맑은 고딕" w:hAnsi="맑은 고딕" w:eastAsia="맑은 고딕"/>
+          <w:b w:val="0"/>
+          <w:sz w:val="21"/>
+        </w:rPr>
+        <w:t>신시사이저의 날카로운 전자음이 진공관 앰프와 아날로그 턴테이블의 따뜻한 배음을 거치며 믿을 수 없을 만큼 포근하고 부드러운 질감으로 피어납니다. 저역대의 그루브를 묵직하게 밀어주는 우퍼와 빌리 오션의 섬세한 숨소리까지 포착해 내는 카트리지의 바늘 끝을 통해 감상할 때, 디지털 음원에서는 느낄 수 없는 공간감과 입체적인 온기를 온몸으로 체감할 수 있습니다.</w:t>
+      </w:r>
+    </w:p>
+    <w:p>
+      <w:pPr>
+        <w:spacing w:line="324" w:lineRule="auto" w:after="80"/>
+      </w:pPr>
+      <w:r>
+        <w:rPr w:rFonts="맑은 고딕">
+          <w:rFonts w:ascii="맑은 고딕" w:hAnsi="맑은 고딕" w:eastAsia="맑은 고딕"/>
+          <w:b w:val="0"/>
+          <w:color w:val="6B7280"/>
+          <w:sz w:val="21"/>
+        </w:rPr>
+        <w:t xml:space="preserve">· </w:t>
+      </w:r>
+      <w:r>
+        <w:rPr w:rFonts="맑은 고딕">
+          <w:rFonts w:ascii="맑은 고딕" w:hAnsi="맑은 고딕" w:eastAsia="맑은 고딕"/>
+          <w:b/>
+          <w:color w:val="1F2937"/>
+          <w:sz w:val="21"/>
+        </w:rPr>
+        <w:t xml:space="preserve">소장 가치: </w:t>
+      </w:r>
+      <w:r>
+        <w:rPr w:rFonts="맑은 고딕">
+          <w:rFonts w:ascii="맑은 고딕" w:hAnsi="맑은 고딕" w:eastAsia="맑은 고딕"/>
+          <w:b w:val="0"/>
+          <w:sz w:val="21"/>
+        </w:rPr>
+        <w:t>80년대 블랙 뮤직이 대중음악의 중심에 서던 찬란한 전환기를 상징하는 음반이자, A면과 B면에 걸쳐 버릴 곡이 하나도 없는 완벽한 유기성을 지닌 LP입니다. 당대 팝과 소울을 아우르는 컬렉터라면 반드시 랙의 중심에 꽂아두어야 할 에센셜 아이템이자, 세월이 흘러도 빛바래지 않는 클래식의 품격을 지닌 작품입니다.</w:t>
+      </w:r>
+    </w:p>
+    <w:p>
+      <w:pPr>
+        <w:spacing w:line="324" w:lineRule="auto" w:after="120" w:before="160"/>
+      </w:pPr>
+      <w:r>
+        <w:rPr w:rFonts="맑은 고딕">
+          <w:rFonts w:ascii="맑은 고딕" w:hAnsi="맑은 고딕" w:eastAsia="맑은 고딕"/>
+          <w:b/>
+          <w:color w:val="4338CA"/>
+          <w:sz w:val="21"/>
+        </w:rPr>
+        <w:t>이 음반을 통해 80년대 아날로그 낭만의 절정에서 빌리 오션의 감미로운 목소리가 전해주는 감동을 다시 한번 경험해 보시는 것은 어떨까요?</w:t>
       </w:r>
     </w:p>
     <w:sectPr>
       <w:pgSz w:w="12240" w:h="15840"/>
-      <w:pgMar w:top="1440" w:right="1440" w:bottom="1440" w:left="1440" w:header="720" w:footer="720" w:gutter="0"/>
+      <w:pgMar w:top="1152" w:right="1296" w:bottom="1152" w:left="1296" w:header="720" w:footer="720" w:gutter="0"/>
       <w:cols w:space="720"/>
       <w:docGrid w:linePitch="360"/>
     </w:sectPr>

--- a/word_reports/LP_0081_위치_205_Billy Ocean_Suddenly.docx
+++ b/word_reports/LP_0081_위치_205_Billy Ocean_Suddenly.docx
@@ -32,7 +32,7 @@
     </w:p>
     <w:p>
       <w:pPr>
-        <w:spacing w:line="324" w:lineRule="auto" w:before="80" w:after="160"/>
+        <w:spacing w:line="324" w:lineRule="auto" w:before="80" w:after="120"/>
       </w:pPr>
       <w:r>
         <w:rPr w:rFonts="맑은 고딕">
@@ -42,13 +42,6 @@
           <w:sz w:val="22"/>
         </w:rPr>
         <w:t xml:space="preserve">[음반 소개] </w:t>
-      </w:r>
-      <w:r>
-        <w:rPr w:rFonts="맑은 고딕">
-          <w:rFonts w:ascii="맑은 고딕" w:hAnsi="맑은 고딕" w:eastAsia="맑은 고딕"/>
-          <w:b w:val="0"/>
-          <w:sz w:val="21"/>
-        </w:rPr>
       </w:r>
     </w:p>
     <w:p>
@@ -61,7 +54,33 @@
           <w:b w:val="0"/>
           <w:sz w:val="21"/>
         </w:rPr>
-        <w:t>1980년대 브리티시 소울과 흑인 어번 팝(Urban Pop)의 황금기를 우아하게 수놓은 빌리 오션의 1984년 작 《Suddenly》는 대서양 양안의 음악적 감수성을 하나로 녹여낸 불멸의 명반입니다. 묵직하고도 유려한 리듬 앤 블루스의 골조 위에 당대 최첨단의 신스팝 사운드를 결합하여, 듣는 이의 마음을 단숨에 사로잡는 보편적 서정의 극치를 보여줍니다. 빌리 오션 특유의 감미롭고도 짙은 호소력을 지닌 음색은 턴테이블의 바늘을 타고 흐르는 순간 아날로그 시절 특유의 낭만과 온기를 고스란히 전해줍니다. 세련된 그루브와 애절한 발라드가 완벽한 조화를 이루며 반세기가 지난 오늘날에도 여전히 세대를 초월한 벅찬 감동을 선사하는 팝 음악사의 찬란한 유산입니다.</w:t>
+        <w:t>1980년대 중반의 대중음악계는 신시사이저의 찬란한 전자음과 화려한 비주얼이 지배하던 격변의 용광로였습니다. 그 눈부신 디지털 사운드의 범람 속에서도 인간의 순수한 체온과 서정적인 멜로디의 힘을 굳건히 증명해 낸 기념비적 걸작이 바로 1984년 발표된 빌리 오션(Billy Ocean)의 다섯 번째 정규 앨범 《Suddenly》입니다. 카리브해의 트리니다드 토바고에서 태어나 영국 런던에서 음악적 자양분을 흡수한 그는, 대서양 양안의 감성을 절묘하게 융합하며 흑인 음악의 소울풀한 골격 위에 가장 세련된 어덜트 컨템퍼러리 팝의 옷을 입혀 전 세계 음악팬들의 심장을 두드렸습니다.</w:t>
+      </w:r>
+    </w:p>
+    <w:p>
+      <w:pPr>
+        <w:spacing w:line="324" w:lineRule="auto" w:after="120"/>
+      </w:pPr>
+      <w:r>
+        <w:rPr w:rFonts="맑은 고딕">
+          <w:rFonts w:ascii="맑은 고딕" w:hAnsi="맑은 고딕" w:eastAsia="맑은 고딕"/>
+          <w:b w:val="0"/>
+          <w:sz w:val="21"/>
+        </w:rPr>
+        <w:t>프로듀서 키스 다이아몬드(Keith Diamond)와의 운명적인 조우를 통해 빚어진 이 음반은, 당시 영미 팝 시장의 경계를 허물며 흑인 아티스트가 주류 백인 팝 차트와 라디오 전파를 완벽히 장악할 수 있음을 입증한 역사적 이정표가 되었습니다. 빌리 오션은 현란한 테크놀로지의 유혹 속에서도 소울 음악 특유의 진솔한 영혼과 애수를 잃지 않았으며, 특유의 감미롭고도 폭발적인 보컬을 통해 사랑의 환희와 이별의 비애, 그리고 인간 본연의 고독을 한 편의 서정시처럼 유려하게 직조해 냈습니다.</w:t>
+      </w:r>
+    </w:p>
+    <w:p>
+      <w:pPr>
+        <w:spacing w:line="324" w:lineRule="auto" w:after="120"/>
+      </w:pPr>
+      <w:r>
+        <w:rPr w:rFonts="맑은 고딕">
+          <w:rFonts w:ascii="맑은 고딕" w:hAnsi="맑은 고딕" w:eastAsia="맑은 고딕"/>
+          <w:b w:val="0"/>
+          <w:sz w:val="21"/>
+        </w:rPr>
+        <w:t>무엇보다 《Suddenly》가 지닌 불멸의 가치는 유행을 초월하는 탁월한 멜로디 메이킹과 편곡의 균형미에 있습니다. 흥겨운 그루브로 어깨를 들썩이게 만드는 경쾌한 댄스 팝 넘버부터, 듣는 이의 영혼을 촉촉하게 적시는 심연의 발라드에 이르기까지 앨범 전체를 관통하는 정서적 흐름은 실로 완벽에 가깝습니다. 세월이 반세기를 향해 흘러가는 오늘날에도 이 음반이 전해주는 온기와 낭만은 조금도 바래지 않은 채, 턴테이블의 바늘 끝을 타고 흐르며 음악이 지녀야 할 가장 순수한 위로와 설렘의 미학을 전해줍니다.</w:t>
       </w:r>
     </w:p>
     <w:p>
@@ -168,7 +187,7 @@
           <w:b w:val="0"/>
           <w:sz w:val="21"/>
         </w:rPr>
-        <w:t>1984년 자이브 레코드(Jive Records)를 통해 발매된 빌리 오션의 다섯 번째 정규 스튜디오 앨범으로, 명프로듀서 키스 다이아몬드(Keith Diamond)와의 긴밀한 협업을 통해 그의 커리어에서 가장 정교하고 품격 높은 사운드 미학을 구현해 냈습니다.</w:t>
+        <w:t>1984년 자이브 레코드(Jive Records)를 통해 발매되었으며, 영국 소울 사운드와 미국 주류 어반 팝의 정수를 결합하여 빌리 오션을 일약 세계적인 슈퍼스타의 반열에 올려놓은 명반입니다.</w:t>
       </w:r>
     </w:p>
     <w:p>
@@ -199,7 +218,7 @@
           <w:b w:val="0"/>
           <w:sz w:val="21"/>
         </w:rPr>
-        <w:t>미국 빌보드 200 차트 9위, 영국 오피셜 앨범 차트 8위에 오르며 전 세계적인 돌풍을 일으켰고, 미국 음반 산업 협회(RIAA)로부터 더블 플래티넘(200만 장 이상 판매) 인증을 획득하며 상업적으로도 눈부신 성공을 거두었습니다.</w:t>
+        <w:t>미국 빌보드 200 앨범 차트 9위, R&amp;B 앨범 차트 3위를 기록하였으며, 미국 내에서만 200만 장 이상의 판매고를 올리며 더블 플래티넘을 달성하는 등 전 세계적인 상업적 대성공을 거두었습니다.</w:t>
       </w:r>
     </w:p>
     <w:p>
@@ -230,7 +249,7 @@
           <w:b w:val="0"/>
           <w:sz w:val="21"/>
         </w:rPr>
-        <w:t>수록곡 'Caribbean Queen (No More Love on the Run)'으로 1985년 제27회 그래미 어워드 '최우수 남성 R&amp;B 보컬 퍼포먼스(Best Male R&amp;B Vocal Performance)' 상을 수상하며 흑인 음악계와 주류 팝 시장 모두에서 음악적 권위를 공인받았습니다.</w:t>
+        <w:t>수록곡 'Caribbean Queen'으로 1985년 제27회 그래미 어워드 '최우수 남성 R&amp;B 보컬 퍼포먼스(Best Male R&amp;B Vocal Performance)' 상을 수상하며 음악성과 대중성을 동시에 공인받았습니다.</w:t>
       </w:r>
     </w:p>
     <w:p>
@@ -275,7 +294,7 @@
           <w:b w:val="0"/>
           <w:sz w:val="21"/>
         </w:rPr>
-        <w:t>영국 (트리니다드 토바고 태생)</w:t>
+        <w:t>영국 (트리니다드 토바고 출생)</w:t>
       </w:r>
     </w:p>
     <w:p>
@@ -306,7 +325,7 @@
           <w:b w:val="0"/>
           <w:sz w:val="21"/>
         </w:rPr>
-        <w:t>1950년 1월 21일 ~ 현재</w:t>
+        <w:t>1950년 1월 21일 출생 (현재 생존)</w:t>
       </w:r>
     </w:p>
     <w:p>
@@ -368,7 +387,7 @@
           <w:b w:val="0"/>
           <w:sz w:val="21"/>
         </w:rPr>
-        <w:t>카리브해의 태양을 머금은 정열적인 리듬감과 영국의 세련된 팝 센스를 고루 갖춘 독보적인 보컬리스트입니다. 깊이 있는 소울 풀한 가창력과 유려한 멜로디 메이킹 능력을 겸비하여 1970~80년대 팝과 R&amp;B의 경계를 허문 선구자로 평가받으며, 전 세계 음악 팬들에게 지울 수 없는 낭만적 잔상을 남겼습니다.</w:t>
+        <w:t>카리브해의 이국적인 리듬 감각과 브리티시 소울의 세련미, 그리고 모타운 사운드의 정통성을 고루 흡수한 보컬리스트이자 싱어송라이터입니다. 특유의 따스하면서도 호소력 짙은 음색과 탁월한 멜로디 감각으로 1980년대 팝과 R&amp;B의 경계를 허물며 글로벌 팝 역사에 굵직한 족적을 남긴 거장입니다.</w:t>
       </w:r>
     </w:p>
     <w:p>
@@ -413,7 +432,7 @@
           <w:b w:val="0"/>
           <w:sz w:val="21"/>
         </w:rPr>
-        <w:t>본 작，《Suddenly》는 백인 위주의 팝 차트와 흑인 중심의 블랙 뮤직 차트 사이의 보이지 않는 벽을 완벽히 허물어낸 기념비적 작품입니다. 80년대 뉴웨이브와 신스팝의 기계적인 세련미에 전통적인 소울의 따스한 인간미를 주입함으로써, 훗날 등장할 컨템퍼러리 R&amp;B 발라드와 팝 댄스 음악의 청사진을 제시한 결정적인 명반으로 평가받습니다.</w:t>
+        <w:t>신스팝과 포스트 디스코가 주류를 이루던 1980년대 중반, 세련된 일렉트로닉 프로덕션과 정통 소울 보컬의 완벽한 융합을 보여준 어덜트 컨템퍼러리/R&amp;B 팝의 모범적 텍스트로 평가받습니다.</w:t>
       </w:r>
     </w:p>
     <w:p>
@@ -444,7 +463,7 @@
           <w:b w:val="0"/>
           <w:sz w:val="21"/>
         </w:rPr>
-        <w:t>경제적·문화적 호황기였던 1980년대 중반, 네온사인이 일렁이던 밤거리와 청춘들의 가슴 뛰는 사랑, 그리고 달콤한 이별의 순간들을 선명하게 포착하고 있습니다. 카세트테이프와 LP 레코드를 통해 울려 퍼지던 그의 노래들은 당시 젊은이들에게 로맨스의 찬가이자 위로의 언어였으며, 낭만주의가 절정에 달했던 그 시절의 공기를 고스란히 간직하고 있습니다.</w:t>
+        <w:t>1984년 당시 MTV의 폭발적인 성장과 라디오 중심의 음악 소비문화 속에서 전 세계 청춘들의 밤을 수놓았던 낭만과 설렘이 고스란히 각인되어 있습니다. 특히 대서양을 건너 미국 팝 시장을 정복한 영국의 브리티시 인베이전 제2물결 속에서 흑인 음악이 도달한 가장 찬란하고 우아한 정점을 상징합니다.</w:t>
       </w:r>
     </w:p>
     <w:p>
@@ -489,7 +508,99 @@
           <w:b w:val="0"/>
           <w:sz w:val="21"/>
         </w:rPr>
-        <w:t>강렬하고 탄력 넘치는 베이스 라인과 중독적인 브라스 편곡이 압도적인 흥을 선사하는 펑키 팝 넘버 'Caribbean Queen', 경쾌하면서도 질주감 넘치는 신시사이저와 보컬의 다이내믹이 돋보이는 'Loverboy', 그리고 한 편의 고전 시처럼 우아한 피아노 선율과 눈물겨운 현악 세션 위로 빌리 오션의 벨벳 같은 미성이 스며드는 불후의 소울 발라드 타이틀곡 'Suddenly' 등이 고른 완성도를 자랑합니다.</w:t>
+      </w:r>
+    </w:p>
+    <w:p>
+      <w:pPr>
+        <w:spacing w:line="324" w:lineRule="auto" w:after="80"/>
+      </w:pPr>
+      <w:r>
+        <w:rPr w:rFonts="맑은 고딕">
+          <w:rFonts w:ascii="맑은 고딕" w:hAnsi="맑은 고딕" w:eastAsia="맑은 고딕"/>
+          <w:b w:val="0"/>
+          <w:color w:val="6B7280"/>
+          <w:sz w:val="21"/>
+        </w:rPr>
+        <w:t xml:space="preserve">· </w:t>
+      </w:r>
+      <w:r>
+        <w:rPr w:rFonts="맑은 고딕">
+          <w:rFonts w:ascii="맑은 고딕" w:hAnsi="맑은 고딕" w:eastAsia="맑은 고딕"/>
+          <w:b/>
+          <w:color w:val="1F2937"/>
+          <w:sz w:val="21"/>
+        </w:rPr>
+        <w:t xml:space="preserve">'Caribbean Queen (No More Love on the Run)': </w:t>
+      </w:r>
+      <w:r>
+        <w:rPr w:rFonts="맑은 고딕">
+          <w:rFonts w:ascii="맑은 고딕" w:hAnsi="맑은 고딕" w:eastAsia="맑은 고딕"/>
+          <w:b w:val="0"/>
+          <w:sz w:val="21"/>
+        </w:rPr>
+        <w:t>펑키한 베이스 라인과 중독적인 신시사이저 리프, 빌리 오션의 탄력적인 보컬이 어우러진 시대를 초월한 댄스 클래식.</w:t>
+      </w:r>
+    </w:p>
+    <w:p>
+      <w:pPr>
+        <w:spacing w:line="324" w:lineRule="auto" w:after="80"/>
+      </w:pPr>
+      <w:r>
+        <w:rPr w:rFonts="맑은 고딕">
+          <w:rFonts w:ascii="맑은 고딕" w:hAnsi="맑은 고딕" w:eastAsia="맑은 고딕"/>
+          <w:b w:val="0"/>
+          <w:color w:val="6B7280"/>
+          <w:sz w:val="21"/>
+        </w:rPr>
+        <w:t xml:space="preserve">· </w:t>
+      </w:r>
+      <w:r>
+        <w:rPr w:rFonts="맑은 고딕">
+          <w:rFonts w:ascii="맑은 고딕" w:hAnsi="맑은 고딕" w:eastAsia="맑은 고딕"/>
+          <w:b/>
+          <w:color w:val="1F2937"/>
+          <w:sz w:val="21"/>
+        </w:rPr>
+        <w:t xml:space="preserve">'Suddenly': </w:t>
+      </w:r>
+      <w:r>
+        <w:rPr w:rFonts="맑은 고딕">
+          <w:rFonts w:ascii="맑은 고딕" w:hAnsi="맑은 고딕" w:eastAsia="맑은 고딕"/>
+          <w:b w:val="0"/>
+          <w:sz w:val="21"/>
+        </w:rPr>
+        <w:t>유려한 어쿠스틱 피아노 선율 위로 극적인 오케스트레이션과 애절한 감정선이 폭발하는 80년대 최고의 불멸의 팝 발라드.</w:t>
+      </w:r>
+    </w:p>
+    <w:p>
+      <w:pPr>
+        <w:spacing w:line="324" w:lineRule="auto" w:after="80"/>
+      </w:pPr>
+      <w:r>
+        <w:rPr w:rFonts="맑은 고딕">
+          <w:rFonts w:ascii="맑은 고딕" w:hAnsi="맑은 고딕" w:eastAsia="맑은 고딕"/>
+          <w:b w:val="0"/>
+          <w:color w:val="6B7280"/>
+          <w:sz w:val="21"/>
+        </w:rPr>
+        <w:t xml:space="preserve">· </w:t>
+      </w:r>
+      <w:r>
+        <w:rPr w:rFonts="맑은 고딕">
+          <w:rFonts w:ascii="맑은 고딕" w:hAnsi="맑은 고딕" w:eastAsia="맑은 고딕"/>
+          <w:b/>
+          <w:color w:val="1F2937"/>
+          <w:sz w:val="21"/>
+        </w:rPr>
+        <w:t xml:space="preserve">'Loverboy': </w:t>
+      </w:r>
+      <w:r>
+        <w:rPr w:rFonts="맑은 고딕">
+          <w:rFonts w:ascii="맑은 고딕" w:hAnsi="맑은 고딕" w:eastAsia="맑은 고딕"/>
+          <w:b w:val="0"/>
+          <w:sz w:val="21"/>
+        </w:rPr>
+        <w:t>강렬한 록 기타 리프와 다이내믹한 댄스 비트가 조화를 이루며 그의 폭넓은 음악적 스펙트럼을 증명하는 업템포 명곡.</w:t>
       </w:r>
     </w:p>
     <w:p>
@@ -520,7 +631,7 @@
           <w:b w:val="0"/>
           <w:sz w:val="21"/>
         </w:rPr>
-        <w:t>신시사이저의 날카로운 전자음이 진공관 앰프와 아날로그 턴테이블의 따뜻한 배음을 거치며 믿을 수 없을 만큼 포근하고 부드러운 질감으로 피어납니다. 저역대의 그루브를 묵직하게 밀어주는 우퍼와 빌리 오션의 섬세한 숨소리까지 포착해 내는 카트리지의 바늘 끝을 통해 감상할 때, 디지털 음원에서는 느낄 수 없는 공간감과 입체적인 온기를 온몸으로 체감할 수 있습니다.</w:t>
+        <w:t>진공관 앰프의 따뜻한 배음과 아날로그 턴테이블을 통해 감상할 때, 1980년대 초기 디지털 신시사이저의 차가움이 중화되며 빌리 오션의 보컬이 지닌 깊은 흉성과 현악 세션의 유려한 결이 한층 입체적이고 풍성한 울림으로 다가옵니다.</w:t>
       </w:r>
     </w:p>
     <w:p>
@@ -551,7 +662,7 @@
           <w:b w:val="0"/>
           <w:sz w:val="21"/>
         </w:rPr>
-        <w:t>80년대 블랙 뮤직이 대중음악의 중심에 서던 찬란한 전환기를 상징하는 음반이자, A면과 B면에 걸쳐 버릴 곡이 하나도 없는 완벽한 유기성을 지닌 LP입니다. 당대 팝과 소울을 아우르는 컬렉터라면 반드시 랙의 중심에 꽂아두어야 할 에센셜 아이템이자, 세월이 흘러도 빛바래지 않는 클래식의 품격을 지닌 작품입니다.</w:t>
+        <w:t>영미 팝 음악사가 가장 눈부시게 빛나던 1984년의 공기와 서정을 온전히 품고 있는 앨범으로, 오리지널 바이닐 프레싱 특유의 다이내믹 레인지와 아날로그 그루브의 정취를 사랑하는 컬렉터라면 결코 놓쳐서는 안 될 필청 음반입니다.</w:t>
       </w:r>
     </w:p>
     <w:p>
@@ -565,7 +676,7 @@
           <w:color w:val="4338CA"/>
           <w:sz w:val="21"/>
         </w:rPr>
-        <w:t>이 음반을 통해 80년대 아날로그 낭만의 절정에서 빌리 오션의 감미로운 목소리가 전해주는 감동을 다시 한번 경험해 보시는 것은 어떨까요?</w:t>
+        <w:t>이 음반을 통해 아날로그 바늘 끝에서 피어나는 빌리 오션의 감미로운 목소리와 80년대 낭만이 전해주는 감동을 다시 한번 경험해 보시는 것은 어떨까요?</w:t>
       </w:r>
     </w:p>
     <w:sectPr>
